--- a/docs/8. Pruebas Mínimas/Informe_Pruebas_Minimas_Pre_Matrices_SGRLA_IHSS.docx
+++ b/docs/8. Pruebas Mínimas/Informe_Pruebas_Minimas_Pre_Matrices_SGRLA_IHSS.docx
@@ -77,6 +77,9 @@
         </w:tc>
       </w:tr>
       <w:tr>
+        <w:trPr>
+          <w:trHeight w:val="616"/>
+        </w:trPr>
         <w:tc>
           <w:tcPr>
             <w:tcW w:w="2600" w:type="dxa"/>
@@ -89,9 +92,11 @@
             <w:vAlign w:val="center"/>
           </w:tcPr>
           <w:p>
+            <w:proofErr w:type="spellStart"/>
             <w:r>
               <w:t>Proyecto</w:t>
             </w:r>
+            <w:proofErr w:type="spellEnd"/>
           </w:p>
         </w:tc>
         <w:tc>
@@ -125,9 +130,11 @@
             <w:vAlign w:val="center"/>
           </w:tcPr>
           <w:p>
+            <w:proofErr w:type="spellStart"/>
             <w:r>
               <w:t>Fecha</w:t>
             </w:r>
+            <w:proofErr w:type="spellEnd"/>
           </w:p>
         </w:tc>
         <w:tc>
@@ -319,10 +326,7 @@
           </w:tcPr>
           <w:p>
             <w:r>
-              <w:t>Regla aplicada: no se ejecutaron operaciones POST, PUT ni DELETE contra la base conectada para evitar al</w:t>
-            </w:r>
-            <w:r>
-              <w:t>terar información existente. Las pruebas de escritura deben ejecutarse únicamente con datos de prueba y autorización del responsable.</w:t>
+              <w:t>Regla aplicada: no se ejecutaron operaciones POST, PUT ni DELETE contra la base conectada para evitar alterar información existente. Las pruebas de escritura deben ejecutarse únicamente con datos de prueba y autorización del responsable.</w:t>
             </w:r>
           </w:p>
         </w:tc>
@@ -339,10 +343,7 @@
     </w:p>
     <w:p>
       <w:r>
-        <w:t>Se ejecutó una validación no destructiva del backend local antes de avanzar al módulo Matrices de Ries</w:t>
-      </w:r>
-      <w:r>
-        <w:t>go. La revisión confirmó disponibilidad de API, autorización por módulo mediante token de prueba, consultas de monitoreo, bitácora, política de evidencias y resúmenes de coincidencias.</w:t>
+        <w:t>Se ejecutó una validación no destructiva del backend local antes de avanzar al módulo Matrices de Riesgo. La revisión confirmó disponibilidad de API, autorización por módulo mediante token de prueba, consultas de monitoreo, bitácora, política de evidencias y resúmenes de coincidencias.</w:t>
       </w:r>
     </w:p>
     <w:tbl>
@@ -462,10 +463,7 @@
           </w:tcPr>
           <w:p>
             <w:r>
-              <w:t xml:space="preserve">Requiere </w:t>
-            </w:r>
-            <w:r>
-              <w:t>credencial confirmada. No se intentó para evitar bloqueo de cuenta o escritura de auditoría fallida.</w:t>
+              <w:t>Requiere credencial confirmada. No se intentó para evitar bloqueo de cuenta o escritura de auditoría fallida.</w:t>
             </w:r>
           </w:p>
         </w:tc>
@@ -669,10 +667,7 @@
           </w:tcPr>
           <w:p>
             <w:r>
-              <w:t>Pe</w:t>
-            </w:r>
-            <w:r>
-              <w:t>ndiente controlado</w:t>
+              <w:t>Pendiente controlado</w:t>
             </w:r>
           </w:p>
         </w:tc>
@@ -764,6 +759,8 @@
             <w:r>
               <w:t>Registrar positivo manual</w:t>
             </w:r>
+            <w:bookmarkStart w:id="0" w:name="_GoBack"/>
+            <w:bookmarkEnd w:id="0"/>
           </w:p>
         </w:tc>
         <w:tc>
@@ -797,10 +794,7 @@
           </w:tcPr>
           <w:p>
             <w:r>
-              <w:t xml:space="preserve">Escribe en </w:t>
-            </w:r>
-            <w:r>
-              <w:t>lista de positivos. Requiere documento de prueba identificable.</w:t>
+              <w:t>Escribe en lista de positivos. Requiere documento de prueba identificable.</w:t>
             </w:r>
           </w:p>
         </w:tc>
@@ -908,10 +902,7 @@
           </w:tcPr>
           <w:p>
             <w:r>
-              <w:t xml:space="preserve">Escribe metadata y archivo físico. Debe usarse </w:t>
-            </w:r>
-            <w:r>
-              <w:t>evidencia de prueba.</w:t>
+              <w:t>Escribe metadata y archivo físico. Debe usarse evidencia de prueba.</w:t>
             </w:r>
           </w:p>
         </w:tc>
@@ -1019,10 +1010,7 @@
           </w:tcPr>
           <w:p>
             <w:r>
-              <w:t>Hace eliminación lógica. Debe ejecutarse solo sobre evidencia de p</w:t>
-            </w:r>
-            <w:r>
-              <w:t>rueba.</w:t>
+              <w:t>Hace eliminación lógica. Debe ejecutarse solo sobre evidencia de prueba.</w:t>
             </w:r>
           </w:p>
         </w:tc>
@@ -1130,10 +1118,7 @@
           </w:tcPr>
           <w:p>
             <w:r>
-              <w:t>La exportación registra auditoría. Debe ejecutarse con datos de prueba o autoriz</w:t>
-            </w:r>
-            <w:r>
-              <w:t>ación explícita.</w:t>
+              <w:t>La exportación registra auditoría. Debe ejecutarse con datos de prueba o autorización explícita.</w:t>
             </w:r>
           </w:p>
         </w:tc>
@@ -1208,8 +1193,6 @@
             <w:r>
               <w:t>Calificar coincidencia</w:t>
             </w:r>
-            <w:bookmarkStart w:id="0" w:name="_GoBack"/>
-            <w:bookmarkEnd w:id="0"/>
           </w:p>
         </w:tc>
         <w:tc>
@@ -1256,10 +1239,7 @@
       </w:pPr>
       <w:r>
         <w:lastRenderedPageBreak/>
-        <w:t xml:space="preserve">Resultados de endpoints no </w:t>
-      </w:r>
-      <w:r>
-        <w:t>destructivos</w:t>
+        <w:t>Resultados de endpoints no destructivos</w:t>
       </w:r>
     </w:p>
     <w:tbl>
@@ -2614,10 +2594,7 @@
           </w:tcPr>
           <w:p>
             <w:r>
-              <w:t xml:space="preserve">Coincidencias </w:t>
-            </w:r>
-            <w:r>
-              <w:t xml:space="preserve">empleado </w:t>
+              <w:t xml:space="preserve">Coincidencias empleado </w:t>
             </w:r>
             <w:r>
               <w:lastRenderedPageBreak/>
@@ -2724,10 +2701,7 @@
         <w:pStyle w:val="Listaconvietas"/>
       </w:pPr>
       <w:r>
-        <w:t xml:space="preserve">La API local estaba activa y respondió correctamente en los endpoints de consulta </w:t>
-      </w:r>
-      <w:r>
-        <w:t>evaluados.</w:t>
+        <w:t>La API local estaba activa y respondió correctamente en los endpoints de consulta evaluados.</w:t>
       </w:r>
     </w:p>
     <w:p>
@@ -2743,10 +2717,7 @@
         <w:pStyle w:val="Listaconvietas"/>
       </w:pPr>
       <w:r>
-        <w:t>El intento de build con salida temporal evidenció duplicidad de atributos de ensamblado por archivos generados incluidos desde obj/temporales</w:t>
-      </w:r>
-      <w:r>
-        <w:t>; debe revisarse antes de cierre formal de pruebas técnicas.</w:t>
+        <w:t>El intento de build con salida temporal evidenció duplicidad de atributos de ensamblado por archivos generados incluidos desde obj/temporales; debe revisarse antes de cierre formal de pruebas técnicas.</w:t>
       </w:r>
     </w:p>
     <w:p>
@@ -15433,7 +15404,7 @@
 </file>
 
 <file path=customXml/itemProps1.xml><?xml version="1.0" encoding="utf-8"?>
-<ds:datastoreItem xmlns:ds="http://schemas.openxmlformats.org/officeDocument/2006/customXml" ds:itemID="{8C289495-77A0-4512-AF7C-B01446D98F6B}">
+<ds:datastoreItem xmlns:ds="http://schemas.openxmlformats.org/officeDocument/2006/customXml" ds:itemID="{71BEAABC-9889-4EF6-ADA4-FDF89E656B39}">
   <ds:schemaRefs>
     <ds:schemaRef ds:uri="http://schemas.openxmlformats.org/officeDocument/2006/bibliography"/>
   </ds:schemaRefs>
